--- a/docs/report/Отчет_по_проектному_заданию.docx
+++ b/docs/report/Отчет_по_проектному_заданию.docx
@@ -1541,7 +1541,7 @@
     </w:p>
     <w:p>
       <w:r>
-        <w:t>Ассистент написан на Python 3.10+ с использованием LangChain 1.x, LangGraph и Gradio 6. Полный проект (методические указания, примеры данных, автотесты, инструкция по запуску) размещен в репозитории https://github.com/OlegSanMos/Project-assistant. Ниже приведен код всех модулей ассистента.</w:t>
+        <w:t>Ассистент написан на Python 3.10+ с использованием LangChain 1.x, LangGraph и Gradio 6. Полный проект (методические указания, примеры данных, автотесты, инструкция по запуску) размещен в репозитории https://github.com/OlegSanMos/Project-assistant. Работоспособность проверена 55 автотестами (модульные, интеграционные через сервер Gradio и сквозные в браузере), покрытие кода тестами 92 %. Ниже приведен код всех модулей ассистента.</w:t>
       </w:r>
     </w:p>
     <w:p>
@@ -1721,6 +1721,23 @@
           <w:rFonts w:ascii="Courier New" w:hAnsi="Courier New" w:cs="Courier New" w:eastAsia="Courier New"/>
           <w:sz w:val="15"/>
         </w:rPr>
+        <w:t>from labmentor.llm import check_setup</w:t>
+      </w:r>
+    </w:p>
+    <w:p>
+      <w:pPr>
+        <w:spacing w:before="0" w:after="0" w:line="240" w:lineRule="auto"/>
+        <w:rPr>
+          <w:rFonts w:ascii="Courier New" w:hAnsi="Courier New" w:cs="Courier New" w:eastAsia="Courier New"/>
+          <w:sz w:val="15"/>
+          <w:szCs w:val="15"/>
+        </w:rPr>
+      </w:pPr>
+      <w:r>
+        <w:rPr>
+          <w:rFonts w:ascii="Courier New" w:hAnsi="Courier New" w:cs="Courier New" w:eastAsia="Courier New"/>
+          <w:sz w:val="15"/>
+        </w:rPr>
         <w:t>from labmentor.ui import build_ui, launch_options</w:t>
       </w:r>
     </w:p>
@@ -1923,6 +1940,40 @@
           <w:sz w:val="15"/>
         </w:rPr>
         <w:t xml:space="preserve">    settings = Settings.from_env()</w:t>
+      </w:r>
+    </w:p>
+    <w:p>
+      <w:pPr>
+        <w:spacing w:before="0" w:after="0" w:line="240" w:lineRule="auto"/>
+        <w:rPr>
+          <w:rFonts w:ascii="Courier New" w:hAnsi="Courier New" w:cs="Courier New" w:eastAsia="Courier New"/>
+          <w:sz w:val="15"/>
+          <w:szCs w:val="15"/>
+        </w:rPr>
+      </w:pPr>
+      <w:r>
+        <w:rPr>
+          <w:rFonts w:ascii="Courier New" w:hAnsi="Courier New" w:cs="Courier New" w:eastAsia="Courier New"/>
+          <w:sz w:val="15"/>
+        </w:rPr>
+        <w:t xml:space="preserve">    for problem in check_setup(settings):</w:t>
+      </w:r>
+    </w:p>
+    <w:p>
+      <w:pPr>
+        <w:spacing w:before="0" w:after="0" w:line="240" w:lineRule="auto"/>
+        <w:rPr>
+          <w:rFonts w:ascii="Courier New" w:hAnsi="Courier New" w:cs="Courier New" w:eastAsia="Courier New"/>
+          <w:sz w:val="15"/>
+          <w:szCs w:val="15"/>
+        </w:rPr>
+      </w:pPr>
+      <w:r>
+        <w:rPr>
+          <w:rFonts w:ascii="Courier New" w:hAnsi="Courier New" w:cs="Courier New" w:eastAsia="Courier New"/>
+          <w:sz w:val="15"/>
+        </w:rPr>
+        <w:t xml:space="preserve">        print(f"Внимание: {problem}")</w:t>
       </w:r>
     </w:p>
     <w:p>
@@ -4166,6 +4217,23 @@
           <w:rFonts w:ascii="Courier New" w:hAnsi="Courier New" w:cs="Courier New" w:eastAsia="Courier New"/>
           <w:sz w:val="15"/>
         </w:rPr>
+        <w:t>import requests</w:t>
+      </w:r>
+    </w:p>
+    <w:p>
+      <w:pPr>
+        <w:spacing w:before="0" w:after="0" w:line="240" w:lineRule="auto"/>
+        <w:rPr>
+          <w:rFonts w:ascii="Courier New" w:hAnsi="Courier New" w:cs="Courier New" w:eastAsia="Courier New"/>
+          <w:sz w:val="15"/>
+          <w:szCs w:val="15"/>
+        </w:rPr>
+      </w:pPr>
+      <w:r>
+        <w:rPr>
+          <w:rFonts w:ascii="Courier New" w:hAnsi="Courier New" w:cs="Courier New" w:eastAsia="Courier New"/>
+          <w:sz w:val="15"/>
+        </w:rPr>
         <w:t>from langchain_core.embeddings import Embeddings</w:t>
       </w:r>
     </w:p>
@@ -5900,6 +5968,412 @@
           <w:sz w:val="15"/>
         </w:rPr>
         <w:t xml:space="preserve">        return self.inner.embed_query(text)</w:t>
+      </w:r>
+    </w:p>
+    <w:p>
+      <w:pPr>
+        <w:spacing w:before="0" w:after="0" w:line="240" w:lineRule="auto"/>
+        <w:rPr>
+          <w:rFonts w:ascii="Courier New" w:hAnsi="Courier New" w:cs="Courier New" w:eastAsia="Courier New"/>
+          <w:sz w:val="15"/>
+          <w:szCs w:val="15"/>
+        </w:rPr>
+      </w:pPr>
+      <w:r>
+        <w:rPr>
+          <w:rFonts w:ascii="Courier New" w:hAnsi="Courier New" w:cs="Courier New" w:eastAsia="Courier New"/>
+          <w:sz w:val="15"/>
+        </w:rPr>
+      </w:r>
+    </w:p>
+    <w:p>
+      <w:pPr>
+        <w:spacing w:before="0" w:after="0" w:line="240" w:lineRule="auto"/>
+        <w:rPr>
+          <w:rFonts w:ascii="Courier New" w:hAnsi="Courier New" w:cs="Courier New" w:eastAsia="Courier New"/>
+          <w:sz w:val="15"/>
+          <w:szCs w:val="15"/>
+        </w:rPr>
+      </w:pPr>
+      <w:r>
+        <w:rPr>
+          <w:rFonts w:ascii="Courier New" w:hAnsi="Courier New" w:cs="Courier New" w:eastAsia="Courier New"/>
+          <w:sz w:val="15"/>
+        </w:rPr>
+      </w:r>
+    </w:p>
+    <w:p>
+      <w:pPr>
+        <w:spacing w:before="0" w:after="0" w:line="240" w:lineRule="auto"/>
+        <w:rPr>
+          <w:rFonts w:ascii="Courier New" w:hAnsi="Courier New" w:cs="Courier New" w:eastAsia="Courier New"/>
+          <w:sz w:val="15"/>
+          <w:szCs w:val="15"/>
+        </w:rPr>
+      </w:pPr>
+      <w:r>
+        <w:rPr>
+          <w:rFonts w:ascii="Courier New" w:hAnsi="Courier New" w:cs="Courier New" w:eastAsia="Courier New"/>
+          <w:sz w:val="15"/>
+        </w:rPr>
+        <w:t>def check_setup(settings: Settings) -&gt; list[str]:</w:t>
+      </w:r>
+    </w:p>
+    <w:p>
+      <w:pPr>
+        <w:spacing w:before="0" w:after="0" w:line="240" w:lineRule="auto"/>
+        <w:rPr>
+          <w:rFonts w:ascii="Courier New" w:hAnsi="Courier New" w:cs="Courier New" w:eastAsia="Courier New"/>
+          <w:sz w:val="15"/>
+          <w:szCs w:val="15"/>
+        </w:rPr>
+      </w:pPr>
+      <w:r>
+        <w:rPr>
+          <w:rFonts w:ascii="Courier New" w:hAnsi="Courier New" w:cs="Courier New" w:eastAsia="Courier New"/>
+          <w:sz w:val="15"/>
+        </w:rPr>
+        <w:t xml:space="preserve">    """Проверяет настройки моделей до запуска и возвращает список проблем с подсказками."""</w:t>
+      </w:r>
+    </w:p>
+    <w:p>
+      <w:pPr>
+        <w:spacing w:before="0" w:after="0" w:line="240" w:lineRule="auto"/>
+        <w:rPr>
+          <w:rFonts w:ascii="Courier New" w:hAnsi="Courier New" w:cs="Courier New" w:eastAsia="Courier New"/>
+          <w:sz w:val="15"/>
+          <w:szCs w:val="15"/>
+        </w:rPr>
+      </w:pPr>
+      <w:r>
+        <w:rPr>
+          <w:rFonts w:ascii="Courier New" w:hAnsi="Courier New" w:cs="Courier New" w:eastAsia="Courier New"/>
+          <w:sz w:val="15"/>
+        </w:rPr>
+        <w:t xml:space="preserve">    problems = []</w:t>
+      </w:r>
+    </w:p>
+    <w:p>
+      <w:pPr>
+        <w:spacing w:before="0" w:after="0" w:line="240" w:lineRule="auto"/>
+        <w:rPr>
+          <w:rFonts w:ascii="Courier New" w:hAnsi="Courier New" w:cs="Courier New" w:eastAsia="Courier New"/>
+          <w:sz w:val="15"/>
+          <w:szCs w:val="15"/>
+        </w:rPr>
+      </w:pPr>
+      <w:r>
+        <w:rPr>
+          <w:rFonts w:ascii="Courier New" w:hAnsi="Courier New" w:cs="Courier New" w:eastAsia="Courier New"/>
+          <w:sz w:val="15"/>
+        </w:rPr>
+        <w:t xml:space="preserve">    if settings.provider == "openai" and not settings.openai_api_key:</w:t>
+      </w:r>
+    </w:p>
+    <w:p>
+      <w:pPr>
+        <w:spacing w:before="0" w:after="0" w:line="240" w:lineRule="auto"/>
+        <w:rPr>
+          <w:rFonts w:ascii="Courier New" w:hAnsi="Courier New" w:cs="Courier New" w:eastAsia="Courier New"/>
+          <w:sz w:val="15"/>
+          <w:szCs w:val="15"/>
+        </w:rPr>
+      </w:pPr>
+      <w:r>
+        <w:rPr>
+          <w:rFonts w:ascii="Courier New" w:hAnsi="Courier New" w:cs="Courier New" w:eastAsia="Courier New"/>
+          <w:sz w:val="15"/>
+        </w:rPr>
+        <w:t xml:space="preserve">        problems.append("Не задан OPENAI_API_KEY в файле .env (или укажите LLM_PROVIDER=ollama).")</w:t>
+      </w:r>
+    </w:p>
+    <w:p>
+      <w:pPr>
+        <w:spacing w:before="0" w:after="0" w:line="240" w:lineRule="auto"/>
+        <w:rPr>
+          <w:rFonts w:ascii="Courier New" w:hAnsi="Courier New" w:cs="Courier New" w:eastAsia="Courier New"/>
+          <w:sz w:val="15"/>
+          <w:szCs w:val="15"/>
+        </w:rPr>
+      </w:pPr>
+      <w:r>
+        <w:rPr>
+          <w:rFonts w:ascii="Courier New" w:hAnsi="Courier New" w:cs="Courier New" w:eastAsia="Courier New"/>
+          <w:sz w:val="15"/>
+        </w:rPr>
+        <w:t xml:space="preserve">    needed = set()</w:t>
+      </w:r>
+    </w:p>
+    <w:p>
+      <w:pPr>
+        <w:spacing w:before="0" w:after="0" w:line="240" w:lineRule="auto"/>
+        <w:rPr>
+          <w:rFonts w:ascii="Courier New" w:hAnsi="Courier New" w:cs="Courier New" w:eastAsia="Courier New"/>
+          <w:sz w:val="15"/>
+          <w:szCs w:val="15"/>
+        </w:rPr>
+      </w:pPr>
+      <w:r>
+        <w:rPr>
+          <w:rFonts w:ascii="Courier New" w:hAnsi="Courier New" w:cs="Courier New" w:eastAsia="Courier New"/>
+          <w:sz w:val="15"/>
+        </w:rPr>
+        <w:t xml:space="preserve">    if settings.provider == "ollama":</w:t>
+      </w:r>
+    </w:p>
+    <w:p>
+      <w:pPr>
+        <w:spacing w:before="0" w:after="0" w:line="240" w:lineRule="auto"/>
+        <w:rPr>
+          <w:rFonts w:ascii="Courier New" w:hAnsi="Courier New" w:cs="Courier New" w:eastAsia="Courier New"/>
+          <w:sz w:val="15"/>
+          <w:szCs w:val="15"/>
+        </w:rPr>
+      </w:pPr>
+      <w:r>
+        <w:rPr>
+          <w:rFonts w:ascii="Courier New" w:hAnsi="Courier New" w:cs="Courier New" w:eastAsia="Courier New"/>
+          <w:sz w:val="15"/>
+        </w:rPr>
+        <w:t xml:space="preserve">        needed |= {settings.chat_model, settings.vision_model}</w:t>
+      </w:r>
+    </w:p>
+    <w:p>
+      <w:pPr>
+        <w:spacing w:before="0" w:after="0" w:line="240" w:lineRule="auto"/>
+        <w:rPr>
+          <w:rFonts w:ascii="Courier New" w:hAnsi="Courier New" w:cs="Courier New" w:eastAsia="Courier New"/>
+          <w:sz w:val="15"/>
+          <w:szCs w:val="15"/>
+        </w:rPr>
+      </w:pPr>
+      <w:r>
+        <w:rPr>
+          <w:rFonts w:ascii="Courier New" w:hAnsi="Courier New" w:cs="Courier New" w:eastAsia="Courier New"/>
+          <w:sz w:val="15"/>
+        </w:rPr>
+        <w:t xml:space="preserve">    if settings.embeddings_provider == "ollama":</w:t>
+      </w:r>
+    </w:p>
+    <w:p>
+      <w:pPr>
+        <w:spacing w:before="0" w:after="0" w:line="240" w:lineRule="auto"/>
+        <w:rPr>
+          <w:rFonts w:ascii="Courier New" w:hAnsi="Courier New" w:cs="Courier New" w:eastAsia="Courier New"/>
+          <w:sz w:val="15"/>
+          <w:szCs w:val="15"/>
+        </w:rPr>
+      </w:pPr>
+      <w:r>
+        <w:rPr>
+          <w:rFonts w:ascii="Courier New" w:hAnsi="Courier New" w:cs="Courier New" w:eastAsia="Courier New"/>
+          <w:sz w:val="15"/>
+        </w:rPr>
+        <w:t xml:space="preserve">        needed.add(settings.embedding_model)</w:t>
+      </w:r>
+    </w:p>
+    <w:p>
+      <w:pPr>
+        <w:spacing w:before="0" w:after="0" w:line="240" w:lineRule="auto"/>
+        <w:rPr>
+          <w:rFonts w:ascii="Courier New" w:hAnsi="Courier New" w:cs="Courier New" w:eastAsia="Courier New"/>
+          <w:sz w:val="15"/>
+          <w:szCs w:val="15"/>
+        </w:rPr>
+      </w:pPr>
+      <w:r>
+        <w:rPr>
+          <w:rFonts w:ascii="Courier New" w:hAnsi="Courier New" w:cs="Courier New" w:eastAsia="Courier New"/>
+          <w:sz w:val="15"/>
+        </w:rPr>
+        <w:t xml:space="preserve">    if needed:</w:t>
+      </w:r>
+    </w:p>
+    <w:p>
+      <w:pPr>
+        <w:spacing w:before="0" w:after="0" w:line="240" w:lineRule="auto"/>
+        <w:rPr>
+          <w:rFonts w:ascii="Courier New" w:hAnsi="Courier New" w:cs="Courier New" w:eastAsia="Courier New"/>
+          <w:sz w:val="15"/>
+          <w:szCs w:val="15"/>
+        </w:rPr>
+      </w:pPr>
+      <w:r>
+        <w:rPr>
+          <w:rFonts w:ascii="Courier New" w:hAnsi="Courier New" w:cs="Courier New" w:eastAsia="Courier New"/>
+          <w:sz w:val="15"/>
+        </w:rPr>
+        <w:t xml:space="preserve">        try:</w:t>
+      </w:r>
+    </w:p>
+    <w:p>
+      <w:pPr>
+        <w:spacing w:before="0" w:after="0" w:line="240" w:lineRule="auto"/>
+        <w:rPr>
+          <w:rFonts w:ascii="Courier New" w:hAnsi="Courier New" w:cs="Courier New" w:eastAsia="Courier New"/>
+          <w:sz w:val="15"/>
+          <w:szCs w:val="15"/>
+        </w:rPr>
+      </w:pPr>
+      <w:r>
+        <w:rPr>
+          <w:rFonts w:ascii="Courier New" w:hAnsi="Courier New" w:cs="Courier New" w:eastAsia="Courier New"/>
+          <w:sz w:val="15"/>
+        </w:rPr>
+        <w:t xml:space="preserve">            reply = requests.get(f"{settings.ollama_base_url}/api/tags", timeout=3).json()</w:t>
+      </w:r>
+    </w:p>
+    <w:p>
+      <w:pPr>
+        <w:spacing w:before="0" w:after="0" w:line="240" w:lineRule="auto"/>
+        <w:rPr>
+          <w:rFonts w:ascii="Courier New" w:hAnsi="Courier New" w:cs="Courier New" w:eastAsia="Courier New"/>
+          <w:sz w:val="15"/>
+          <w:szCs w:val="15"/>
+        </w:rPr>
+      </w:pPr>
+      <w:r>
+        <w:rPr>
+          <w:rFonts w:ascii="Courier New" w:hAnsi="Courier New" w:cs="Courier New" w:eastAsia="Courier New"/>
+          <w:sz w:val="15"/>
+        </w:rPr>
+        <w:t xml:space="preserve">            installed = {model["name"] for model in reply.get("models", [])}</w:t>
+      </w:r>
+    </w:p>
+    <w:p>
+      <w:pPr>
+        <w:spacing w:before="0" w:after="0" w:line="240" w:lineRule="auto"/>
+        <w:rPr>
+          <w:rFonts w:ascii="Courier New" w:hAnsi="Courier New" w:cs="Courier New" w:eastAsia="Courier New"/>
+          <w:sz w:val="15"/>
+          <w:szCs w:val="15"/>
+        </w:rPr>
+      </w:pPr>
+      <w:r>
+        <w:rPr>
+          <w:rFonts w:ascii="Courier New" w:hAnsi="Courier New" w:cs="Courier New" w:eastAsia="Courier New"/>
+          <w:sz w:val="15"/>
+        </w:rPr>
+        <w:t xml:space="preserve">        except Exception:</w:t>
+      </w:r>
+    </w:p>
+    <w:p>
+      <w:pPr>
+        <w:spacing w:before="0" w:after="0" w:line="240" w:lineRule="auto"/>
+        <w:rPr>
+          <w:rFonts w:ascii="Courier New" w:hAnsi="Courier New" w:cs="Courier New" w:eastAsia="Courier New"/>
+          <w:sz w:val="15"/>
+          <w:szCs w:val="15"/>
+        </w:rPr>
+      </w:pPr>
+      <w:r>
+        <w:rPr>
+          <w:rFonts w:ascii="Courier New" w:hAnsi="Courier New" w:cs="Courier New" w:eastAsia="Courier New"/>
+          <w:sz w:val="15"/>
+        </w:rPr>
+        <w:t xml:space="preserve">            return problems + [</w:t>
+      </w:r>
+    </w:p>
+    <w:p>
+      <w:pPr>
+        <w:spacing w:before="0" w:after="0" w:line="240" w:lineRule="auto"/>
+        <w:rPr>
+          <w:rFonts w:ascii="Courier New" w:hAnsi="Courier New" w:cs="Courier New" w:eastAsia="Courier New"/>
+          <w:sz w:val="15"/>
+          <w:szCs w:val="15"/>
+        </w:rPr>
+      </w:pPr>
+      <w:r>
+        <w:rPr>
+          <w:rFonts w:ascii="Courier New" w:hAnsi="Courier New" w:cs="Courier New" w:eastAsia="Courier New"/>
+          <w:sz w:val="15"/>
+        </w:rPr>
+        <w:t xml:space="preserve">                f"Ollama не отвечает по адресу {settings.ollama_base_url}: запустите Ollama."</w:t>
+      </w:r>
+    </w:p>
+    <w:p>
+      <w:pPr>
+        <w:spacing w:before="0" w:after="0" w:line="240" w:lineRule="auto"/>
+        <w:rPr>
+          <w:rFonts w:ascii="Courier New" w:hAnsi="Courier New" w:cs="Courier New" w:eastAsia="Courier New"/>
+          <w:sz w:val="15"/>
+          <w:szCs w:val="15"/>
+        </w:rPr>
+      </w:pPr>
+      <w:r>
+        <w:rPr>
+          <w:rFonts w:ascii="Courier New" w:hAnsi="Courier New" w:cs="Courier New" w:eastAsia="Courier New"/>
+          <w:sz w:val="15"/>
+        </w:rPr>
+        <w:t xml:space="preserve">            ]</w:t>
+      </w:r>
+    </w:p>
+    <w:p>
+      <w:pPr>
+        <w:spacing w:before="0" w:after="0" w:line="240" w:lineRule="auto"/>
+        <w:rPr>
+          <w:rFonts w:ascii="Courier New" w:hAnsi="Courier New" w:cs="Courier New" w:eastAsia="Courier New"/>
+          <w:sz w:val="15"/>
+          <w:szCs w:val="15"/>
+        </w:rPr>
+      </w:pPr>
+      <w:r>
+        <w:rPr>
+          <w:rFonts w:ascii="Courier New" w:hAnsi="Courier New" w:cs="Courier New" w:eastAsia="Courier New"/>
+          <w:sz w:val="15"/>
+        </w:rPr>
+        <w:t xml:space="preserve">        for model in sorted(needed):</w:t>
+      </w:r>
+    </w:p>
+    <w:p>
+      <w:pPr>
+        <w:spacing w:before="0" w:after="0" w:line="240" w:lineRule="auto"/>
+        <w:rPr>
+          <w:rFonts w:ascii="Courier New" w:hAnsi="Courier New" w:cs="Courier New" w:eastAsia="Courier New"/>
+          <w:sz w:val="15"/>
+          <w:szCs w:val="15"/>
+        </w:rPr>
+      </w:pPr>
+      <w:r>
+        <w:rPr>
+          <w:rFonts w:ascii="Courier New" w:hAnsi="Courier New" w:cs="Courier New" w:eastAsia="Courier New"/>
+          <w:sz w:val="15"/>
+        </w:rPr>
+        <w:t xml:space="preserve">            if (model if ":" in model else f"{model}:latest") not in installed:</w:t>
+      </w:r>
+    </w:p>
+    <w:p>
+      <w:pPr>
+        <w:spacing w:before="0" w:after="0" w:line="240" w:lineRule="auto"/>
+        <w:rPr>
+          <w:rFonts w:ascii="Courier New" w:hAnsi="Courier New" w:cs="Courier New" w:eastAsia="Courier New"/>
+          <w:sz w:val="15"/>
+          <w:szCs w:val="15"/>
+        </w:rPr>
+      </w:pPr>
+      <w:r>
+        <w:rPr>
+          <w:rFonts w:ascii="Courier New" w:hAnsi="Courier New" w:cs="Courier New" w:eastAsia="Courier New"/>
+          <w:sz w:val="15"/>
+        </w:rPr>
+        <w:t xml:space="preserve">                problems.append(f"Модель {model} не загружена: выполните ollama pull {model}")</w:t>
+      </w:r>
+    </w:p>
+    <w:p>
+      <w:pPr>
+        <w:spacing w:before="0" w:after="0" w:line="240" w:lineRule="auto"/>
+        <w:rPr>
+          <w:rFonts w:ascii="Courier New" w:hAnsi="Courier New" w:cs="Courier New" w:eastAsia="Courier New"/>
+          <w:sz w:val="15"/>
+          <w:szCs w:val="15"/>
+        </w:rPr>
+      </w:pPr>
+      <w:r>
+        <w:rPr>
+          <w:rFonts w:ascii="Courier New" w:hAnsi="Courier New" w:cs="Courier New" w:eastAsia="Courier New"/>
+          <w:sz w:val="15"/>
+        </w:rPr>
+        <w:t xml:space="preserve">    return problems</w:t>
       </w:r>
     </w:p>
     <w:p>

--- a/docs/report/Отчет_по_проектному_заданию.docx
+++ b/docs/report/Отчет_по_проектному_заданию.docx
@@ -1541,7 +1541,7 @@
     </w:p>
     <w:p>
       <w:r>
-        <w:t>Ассистент написан на Python 3.10+ с использованием LangChain 1.x, LangGraph и Gradio 6. Полный проект (методические указания, примеры данных, автотесты, инструкция по запуску) размещен в репозитории https://github.com/OlegSanMos/Project-assistant. Работоспособность проверена 55 автотестами (модульные, интеграционные через сервер Gradio и сквозные в браузере), покрытие кода тестами 92 %. Ниже приведен код всех модулей ассистента.</w:t>
+        <w:t>Ассистент написан на Python 3.10+ с использованием LangChain 1.x, LangGraph и Gradio 6. Полный проект (методические указания, примеры данных, автотесты, инструкция по запуску) размещен в репозитории https://github.com/OlegSanMos/Project-assistant. Работоспособность проверена 59 автотестами (модульные, интеграционные через сервер Gradio и сквозные в браузере), покрытие кода тестами 92 %. Ниже приведен код всех модулей ассистента.</w:t>
       </w:r>
     </w:p>
     <w:p>
@@ -10908,6 +10908,23 @@
           <w:rFonts w:ascii="Courier New" w:hAnsi="Courier New" w:cs="Courier New" w:eastAsia="Courier New"/>
           <w:sz w:val="15"/>
         </w:rPr>
+        <w:t xml:space="preserve">        depth = max(3 * k, 10)  # глубина списков рангов для объединения</w:t>
+      </w:r>
+    </w:p>
+    <w:p>
+      <w:pPr>
+        <w:spacing w:before="0" w:after="0" w:line="240" w:lineRule="auto"/>
+        <w:rPr>
+          <w:rFonts w:ascii="Courier New" w:hAnsi="Courier New" w:cs="Courier New" w:eastAsia="Courier New"/>
+          <w:sz w:val="15"/>
+          <w:szCs w:val="15"/>
+        </w:rPr>
+      </w:pPr>
+      <w:r>
+        <w:rPr>
+          <w:rFonts w:ascii="Courier New" w:hAnsi="Courier New" w:cs="Courier New" w:eastAsia="Courier New"/>
+          <w:sz w:val="15"/>
+        </w:rPr>
         <w:t xml:space="preserve">        scores = self._bm25.get_scores(tokenize(query))</w:t>
       </w:r>
     </w:p>
@@ -10976,7 +10993,7 @@
           <w:rFonts w:ascii="Courier New" w:hAnsi="Courier New" w:cs="Courier New" w:eastAsia="Courier New"/>
           <w:sz w:val="15"/>
         </w:rPr>
-        <w:t xml:space="preserve">        rankings.append(bm25_rank[: k * 3])</w:t>
+        <w:t xml:space="preserve">        rankings.append(bm25_rank[:depth])</w:t>
       </w:r>
     </w:p>
     <w:p>
@@ -11163,7 +11180,7 @@
           <w:rFonts w:ascii="Courier New" w:hAnsi="Courier New" w:cs="Courier New" w:eastAsia="Courier New"/>
           <w:sz w:val="15"/>
         </w:rPr>
-        <w:t xml:space="preserve">                found = self.vector_store.similarity_search(query, k=k * 3)</w:t>
+        <w:t xml:space="preserve">                found = self.vector_store.similarity_search(query, k=depth)</w:t>
       </w:r>
     </w:p>
     <w:p>
